--- a/Repor/Звіт лаб.8.docx
+++ b/Repor/Звіт лаб.8.docx
@@ -753,6 +753,7 @@
           <w:lang w:val="ru-RU" w:eastAsia="ru-RU"/>
         </w:rPr>
       </w:pPr>
+      <w:proofErr w:type="spellStart"/>
       <w:r>
         <w:rPr>
           <w:b/>
@@ -761,9 +762,9 @@
           <w:szCs w:val="27"/>
           <w:lang w:val="ru-RU" w:eastAsia="ru-RU"/>
         </w:rPr>
-        <w:t xml:space="preserve">Аналіз та постановка </w:t>
-      </w:r>
-      <w:proofErr w:type="spellStart"/>
+        <w:t>Аналіз</w:t>
+      </w:r>
+      <w:proofErr w:type="spellEnd"/>
       <w:r>
         <w:rPr>
           <w:b/>
@@ -772,9 +773,9 @@
           <w:szCs w:val="27"/>
           <w:lang w:val="ru-RU" w:eastAsia="ru-RU"/>
         </w:rPr>
-        <w:t>задачі</w:t>
-      </w:r>
-      <w:proofErr w:type="spellEnd"/>
+        <w:t xml:space="preserve"> та постановка </w:t>
+      </w:r>
+      <w:proofErr w:type="spellStart"/>
       <w:r>
         <w:rPr>
           <w:b/>
@@ -783,6 +784,17 @@
           <w:szCs w:val="27"/>
           <w:lang w:val="ru-RU" w:eastAsia="ru-RU"/>
         </w:rPr>
+        <w:t>задачі</w:t>
+      </w:r>
+      <w:proofErr w:type="spellEnd"/>
+      <w:r>
+        <w:rPr>
+          <w:b/>
+          <w:bCs/>
+          <w:sz w:val="27"/>
+          <w:szCs w:val="27"/>
+          <w:lang w:val="ru-RU" w:eastAsia="ru-RU"/>
+        </w:rPr>
         <w:t xml:space="preserve"> 8.1</w:t>
       </w:r>
     </w:p>
@@ -1193,6 +1205,7 @@
         </w:rPr>
         <w:t>’</w:t>
       </w:r>
+      <w:proofErr w:type="spellStart"/>
       <w:r>
         <w:rPr>
           <w:sz w:val="28"/>
@@ -1200,6 +1213,7 @@
         </w:rPr>
         <w:t>язання</w:t>
       </w:r>
+      <w:proofErr w:type="spellEnd"/>
       <w:r>
         <w:rPr>
           <w:sz w:val="28"/>
@@ -1684,12 +1698,21 @@
           <w:szCs w:val="28"/>
         </w:rPr>
       </w:pPr>
-      <w:r>
-        <w:rPr>
-          <w:sz w:val="28"/>
-          <w:szCs w:val="28"/>
-        </w:rPr>
-        <w:t xml:space="preserve">using </w:t>
+      <w:proofErr w:type="spellStart"/>
+      <w:r>
+        <w:rPr>
+          <w:sz w:val="28"/>
+          <w:szCs w:val="28"/>
+        </w:rPr>
+        <w:t>using</w:t>
+      </w:r>
+      <w:proofErr w:type="spellEnd"/>
+      <w:r>
+        <w:rPr>
+          <w:sz w:val="28"/>
+          <w:szCs w:val="28"/>
+        </w:rPr>
+        <w:t xml:space="preserve"> </w:t>
       </w:r>
       <w:proofErr w:type="spellStart"/>
       <w:r>
@@ -2952,12 +2975,21 @@
           <w:szCs w:val="28"/>
         </w:rPr>
       </w:pPr>
-      <w:r>
-        <w:rPr>
-          <w:sz w:val="28"/>
-          <w:szCs w:val="28"/>
-        </w:rPr>
-        <w:t xml:space="preserve">Test </w:t>
+      <w:proofErr w:type="spellStart"/>
+      <w:r>
+        <w:rPr>
+          <w:sz w:val="28"/>
+          <w:szCs w:val="28"/>
+        </w:rPr>
+        <w:t>Test</w:t>
+      </w:r>
+      <w:proofErr w:type="spellEnd"/>
+      <w:r>
+        <w:rPr>
+          <w:sz w:val="28"/>
+          <w:szCs w:val="28"/>
+        </w:rPr>
+        <w:t xml:space="preserve"> </w:t>
       </w:r>
       <w:proofErr w:type="spellStart"/>
       <w:r>
@@ -4659,12 +4691,2188 @@
       <w:pPr>
         <w:spacing w:before="100" w:beforeAutospacing="1" w:after="100" w:afterAutospacing="1"/>
         <w:rPr>
-          <w:sz w:val="28"/>
-          <w:szCs w:val="28"/>
-        </w:rPr>
-      </w:pPr>
+          <w:b/>
+          <w:sz w:val="28"/>
+          <w:szCs w:val="28"/>
+        </w:rPr>
+      </w:pPr>
+      <w:r>
+        <w:rPr>
+          <w:b/>
+          <w:sz w:val="28"/>
+          <w:szCs w:val="28"/>
+        </w:rPr>
+        <w:t>Створення тестового драйверу 8.1</w:t>
+      </w:r>
+    </w:p>
+    <w:p>
+      <w:pPr>
+        <w:spacing w:before="100" w:beforeAutospacing="1" w:after="100" w:afterAutospacing="1"/>
+        <w:rPr>
+          <w:sz w:val="28"/>
+          <w:szCs w:val="28"/>
+        </w:rPr>
+      </w:pPr>
+      <w:r>
+        <w:rPr>
+          <w:sz w:val="28"/>
+          <w:szCs w:val="28"/>
+        </w:rPr>
+        <w:t>#</w:t>
+      </w:r>
+      <w:proofErr w:type="spellStart"/>
+      <w:r>
+        <w:rPr>
+          <w:sz w:val="28"/>
+          <w:szCs w:val="28"/>
+        </w:rPr>
+        <w:t>include</w:t>
+      </w:r>
+      <w:proofErr w:type="spellEnd"/>
+      <w:r>
+        <w:rPr>
+          <w:sz w:val="28"/>
+          <w:szCs w:val="28"/>
+        </w:rPr>
+        <w:t xml:space="preserve"> &lt;</w:t>
+      </w:r>
+      <w:proofErr w:type="spellStart"/>
+      <w:r>
+        <w:rPr>
+          <w:sz w:val="28"/>
+          <w:szCs w:val="28"/>
+        </w:rPr>
+        <w:t>iostream</w:t>
+      </w:r>
+      <w:proofErr w:type="spellEnd"/>
+      <w:r>
+        <w:rPr>
+          <w:sz w:val="28"/>
+          <w:szCs w:val="28"/>
+        </w:rPr>
+        <w:t>&gt;</w:t>
+      </w:r>
+    </w:p>
+    <w:p>
+      <w:pPr>
+        <w:spacing w:before="100" w:beforeAutospacing="1" w:after="100" w:afterAutospacing="1"/>
+        <w:rPr>
+          <w:sz w:val="28"/>
+          <w:szCs w:val="28"/>
+        </w:rPr>
+      </w:pPr>
+      <w:r>
+        <w:rPr>
+          <w:sz w:val="28"/>
+          <w:szCs w:val="28"/>
+        </w:rPr>
+        <w:t>#</w:t>
+      </w:r>
+      <w:proofErr w:type="spellStart"/>
+      <w:r>
+        <w:rPr>
+          <w:sz w:val="28"/>
+          <w:szCs w:val="28"/>
+        </w:rPr>
+        <w:t>include</w:t>
+      </w:r>
+      <w:proofErr w:type="spellEnd"/>
+      <w:r>
+        <w:rPr>
+          <w:sz w:val="28"/>
+          <w:szCs w:val="28"/>
+        </w:rPr>
+        <w:t xml:space="preserve"> &lt;</w:t>
+      </w:r>
+      <w:proofErr w:type="spellStart"/>
+      <w:r>
+        <w:rPr>
+          <w:sz w:val="28"/>
+          <w:szCs w:val="28"/>
+        </w:rPr>
+        <w:t>cmath</w:t>
+      </w:r>
+      <w:proofErr w:type="spellEnd"/>
+      <w:r>
+        <w:rPr>
+          <w:sz w:val="28"/>
+          <w:szCs w:val="28"/>
+        </w:rPr>
+        <w:t>&gt;</w:t>
+      </w:r>
       <w:bookmarkStart w:id="0" w:name="_GoBack"/>
       <w:bookmarkEnd w:id="0"/>
+    </w:p>
+    <w:p>
+      <w:pPr>
+        <w:spacing w:before="100" w:beforeAutospacing="1" w:after="100" w:afterAutospacing="1"/>
+        <w:rPr>
+          <w:sz w:val="28"/>
+          <w:szCs w:val="28"/>
+        </w:rPr>
+      </w:pPr>
+      <w:r>
+        <w:rPr>
+          <w:sz w:val="28"/>
+          <w:szCs w:val="28"/>
+        </w:rPr>
+        <w:t>#</w:t>
+      </w:r>
+      <w:proofErr w:type="spellStart"/>
+      <w:r>
+        <w:rPr>
+          <w:sz w:val="28"/>
+          <w:szCs w:val="28"/>
+        </w:rPr>
+        <w:t>include</w:t>
+      </w:r>
+      <w:proofErr w:type="spellEnd"/>
+      <w:r>
+        <w:rPr>
+          <w:sz w:val="28"/>
+          <w:szCs w:val="28"/>
+        </w:rPr>
+        <w:t xml:space="preserve"> &lt;</w:t>
+      </w:r>
+      <w:proofErr w:type="spellStart"/>
+      <w:r>
+        <w:rPr>
+          <w:sz w:val="28"/>
+          <w:szCs w:val="28"/>
+        </w:rPr>
+        <w:t>cassert</w:t>
+      </w:r>
+      <w:proofErr w:type="spellEnd"/>
+      <w:r>
+        <w:rPr>
+          <w:sz w:val="28"/>
+          <w:szCs w:val="28"/>
+        </w:rPr>
+        <w:t>&gt;</w:t>
+      </w:r>
+    </w:p>
+    <w:p>
+      <w:pPr>
+        <w:spacing w:before="100" w:beforeAutospacing="1" w:after="100" w:afterAutospacing="1"/>
+        <w:rPr>
+          <w:sz w:val="28"/>
+          <w:szCs w:val="28"/>
+        </w:rPr>
+      </w:pPr>
+      <w:r>
+        <w:rPr>
+          <w:sz w:val="28"/>
+          <w:szCs w:val="28"/>
+        </w:rPr>
+        <w:lastRenderedPageBreak/>
+        <w:t>#</w:t>
+      </w:r>
+      <w:proofErr w:type="spellStart"/>
+      <w:r>
+        <w:rPr>
+          <w:sz w:val="28"/>
+          <w:szCs w:val="28"/>
+        </w:rPr>
+        <w:t>include</w:t>
+      </w:r>
+      <w:proofErr w:type="spellEnd"/>
+      <w:r>
+        <w:rPr>
+          <w:sz w:val="28"/>
+          <w:szCs w:val="28"/>
+        </w:rPr>
+        <w:t xml:space="preserve"> &lt;</w:t>
+      </w:r>
+      <w:proofErr w:type="spellStart"/>
+      <w:r>
+        <w:rPr>
+          <w:sz w:val="28"/>
+          <w:szCs w:val="28"/>
+        </w:rPr>
+        <w:t>stdexcept</w:t>
+      </w:r>
+      <w:proofErr w:type="spellEnd"/>
+      <w:r>
+        <w:rPr>
+          <w:sz w:val="28"/>
+          <w:szCs w:val="28"/>
+        </w:rPr>
+        <w:t>&gt;</w:t>
+      </w:r>
+    </w:p>
+    <w:p>
+      <w:pPr>
+        <w:spacing w:before="100" w:beforeAutospacing="1" w:after="100" w:afterAutospacing="1"/>
+        <w:rPr>
+          <w:sz w:val="28"/>
+          <w:szCs w:val="28"/>
+        </w:rPr>
+      </w:pPr>
+      <w:r>
+        <w:rPr>
+          <w:sz w:val="28"/>
+          <w:szCs w:val="28"/>
+        </w:rPr>
+        <w:t>#</w:t>
+      </w:r>
+      <w:proofErr w:type="spellStart"/>
+      <w:r>
+        <w:rPr>
+          <w:sz w:val="28"/>
+          <w:szCs w:val="28"/>
+        </w:rPr>
+        <w:t>include</w:t>
+      </w:r>
+      <w:proofErr w:type="spellEnd"/>
+      <w:r>
+        <w:rPr>
+          <w:sz w:val="28"/>
+          <w:szCs w:val="28"/>
+        </w:rPr>
+        <w:t xml:space="preserve"> "</w:t>
+      </w:r>
+      <w:proofErr w:type="spellStart"/>
+      <w:r>
+        <w:rPr>
+          <w:sz w:val="28"/>
+          <w:szCs w:val="28"/>
+        </w:rPr>
+        <w:t>ModulesYroslav.h</w:t>
+      </w:r>
+      <w:proofErr w:type="spellEnd"/>
+      <w:r>
+        <w:rPr>
+          <w:sz w:val="28"/>
+          <w:szCs w:val="28"/>
+        </w:rPr>
+        <w:t>"</w:t>
+      </w:r>
+    </w:p>
+    <w:p>
+      <w:pPr>
+        <w:spacing w:before="100" w:beforeAutospacing="1" w:after="100" w:afterAutospacing="1"/>
+        <w:rPr>
+          <w:sz w:val="28"/>
+          <w:szCs w:val="28"/>
+        </w:rPr>
+      </w:pPr>
+      <w:proofErr w:type="spellStart"/>
+      <w:r>
+        <w:rPr>
+          <w:sz w:val="28"/>
+          <w:szCs w:val="28"/>
+        </w:rPr>
+        <w:t>using</w:t>
+      </w:r>
+      <w:proofErr w:type="spellEnd"/>
+      <w:r>
+        <w:rPr>
+          <w:sz w:val="28"/>
+          <w:szCs w:val="28"/>
+        </w:rPr>
+        <w:t xml:space="preserve"> </w:t>
+      </w:r>
+      <w:proofErr w:type="spellStart"/>
+      <w:r>
+        <w:rPr>
+          <w:sz w:val="28"/>
+          <w:szCs w:val="28"/>
+        </w:rPr>
+        <w:t>namespace</w:t>
+      </w:r>
+      <w:proofErr w:type="spellEnd"/>
+      <w:r>
+        <w:rPr>
+          <w:sz w:val="28"/>
+          <w:szCs w:val="28"/>
+        </w:rPr>
+        <w:t xml:space="preserve"> </w:t>
+      </w:r>
+      <w:proofErr w:type="spellStart"/>
+      <w:r>
+        <w:rPr>
+          <w:sz w:val="28"/>
+          <w:szCs w:val="28"/>
+        </w:rPr>
+        <w:t>std</w:t>
+      </w:r>
+      <w:proofErr w:type="spellEnd"/>
+      <w:r>
+        <w:rPr>
+          <w:sz w:val="28"/>
+          <w:szCs w:val="28"/>
+        </w:rPr>
+        <w:t>;</w:t>
+      </w:r>
+    </w:p>
+    <w:p>
+      <w:pPr>
+        <w:spacing w:before="100" w:beforeAutospacing="1" w:after="100" w:afterAutospacing="1"/>
+        <w:rPr>
+          <w:sz w:val="28"/>
+          <w:szCs w:val="28"/>
+        </w:rPr>
+      </w:pPr>
+      <w:proofErr w:type="spellStart"/>
+      <w:r>
+        <w:rPr>
+          <w:sz w:val="28"/>
+          <w:szCs w:val="28"/>
+        </w:rPr>
+        <w:t>bool</w:t>
+      </w:r>
+      <w:proofErr w:type="spellEnd"/>
+      <w:r>
+        <w:rPr>
+          <w:sz w:val="28"/>
+          <w:szCs w:val="28"/>
+        </w:rPr>
+        <w:t xml:space="preserve"> </w:t>
+      </w:r>
+      <w:proofErr w:type="spellStart"/>
+      <w:r>
+        <w:rPr>
+          <w:sz w:val="28"/>
+          <w:szCs w:val="28"/>
+        </w:rPr>
+        <w:t>isClose</w:t>
+      </w:r>
+      <w:proofErr w:type="spellEnd"/>
+      <w:r>
+        <w:rPr>
+          <w:sz w:val="28"/>
+          <w:szCs w:val="28"/>
+        </w:rPr>
+        <w:t>(</w:t>
+      </w:r>
+      <w:proofErr w:type="spellStart"/>
+      <w:r>
+        <w:rPr>
+          <w:sz w:val="28"/>
+          <w:szCs w:val="28"/>
+        </w:rPr>
+        <w:t>double</w:t>
+      </w:r>
+      <w:proofErr w:type="spellEnd"/>
+      <w:r>
+        <w:rPr>
+          <w:sz w:val="28"/>
+          <w:szCs w:val="28"/>
+        </w:rPr>
+        <w:t xml:space="preserve"> a, </w:t>
+      </w:r>
+      <w:proofErr w:type="spellStart"/>
+      <w:r>
+        <w:rPr>
+          <w:sz w:val="28"/>
+          <w:szCs w:val="28"/>
+        </w:rPr>
+        <w:t>double</w:t>
+      </w:r>
+      <w:proofErr w:type="spellEnd"/>
+      <w:r>
+        <w:rPr>
+          <w:sz w:val="28"/>
+          <w:szCs w:val="28"/>
+        </w:rPr>
+        <w:t xml:space="preserve"> b, </w:t>
+      </w:r>
+      <w:proofErr w:type="spellStart"/>
+      <w:r>
+        <w:rPr>
+          <w:sz w:val="28"/>
+          <w:szCs w:val="28"/>
+        </w:rPr>
+        <w:t>double</w:t>
+      </w:r>
+      <w:proofErr w:type="spellEnd"/>
+      <w:r>
+        <w:rPr>
+          <w:sz w:val="28"/>
+          <w:szCs w:val="28"/>
+        </w:rPr>
+        <w:t xml:space="preserve"> </w:t>
+      </w:r>
+      <w:proofErr w:type="spellStart"/>
+      <w:r>
+        <w:rPr>
+          <w:sz w:val="28"/>
+          <w:szCs w:val="28"/>
+        </w:rPr>
+        <w:t>epsilon</w:t>
+      </w:r>
+      <w:proofErr w:type="spellEnd"/>
+      <w:r>
+        <w:rPr>
+          <w:sz w:val="28"/>
+          <w:szCs w:val="28"/>
+        </w:rPr>
+        <w:t xml:space="preserve"> = 0.001) {</w:t>
+      </w:r>
+    </w:p>
+    <w:p>
+      <w:pPr>
+        <w:spacing w:before="100" w:beforeAutospacing="1" w:after="100" w:afterAutospacing="1"/>
+        <w:rPr>
+          <w:sz w:val="28"/>
+          <w:szCs w:val="28"/>
+        </w:rPr>
+      </w:pPr>
+      <w:r>
+        <w:rPr>
+          <w:sz w:val="28"/>
+          <w:szCs w:val="28"/>
+        </w:rPr>
+        <w:t xml:space="preserve">    </w:t>
+      </w:r>
+      <w:proofErr w:type="spellStart"/>
+      <w:r>
+        <w:rPr>
+          <w:sz w:val="28"/>
+          <w:szCs w:val="28"/>
+        </w:rPr>
+        <w:t>return</w:t>
+      </w:r>
+      <w:proofErr w:type="spellEnd"/>
+      <w:r>
+        <w:rPr>
+          <w:sz w:val="28"/>
+          <w:szCs w:val="28"/>
+        </w:rPr>
+        <w:t xml:space="preserve"> </w:t>
+      </w:r>
+      <w:proofErr w:type="spellStart"/>
+      <w:r>
+        <w:rPr>
+          <w:sz w:val="28"/>
+          <w:szCs w:val="28"/>
+        </w:rPr>
+        <w:t>abs</w:t>
+      </w:r>
+      <w:proofErr w:type="spellEnd"/>
+      <w:r>
+        <w:rPr>
+          <w:sz w:val="28"/>
+          <w:szCs w:val="28"/>
+        </w:rPr>
+        <w:t xml:space="preserve">(a - b) &lt; </w:t>
+      </w:r>
+      <w:proofErr w:type="spellStart"/>
+      <w:r>
+        <w:rPr>
+          <w:sz w:val="28"/>
+          <w:szCs w:val="28"/>
+        </w:rPr>
+        <w:t>epsilon</w:t>
+      </w:r>
+      <w:proofErr w:type="spellEnd"/>
+      <w:r>
+        <w:rPr>
+          <w:sz w:val="28"/>
+          <w:szCs w:val="28"/>
+        </w:rPr>
+        <w:t>;</w:t>
+      </w:r>
+    </w:p>
+    <w:p>
+      <w:pPr>
+        <w:spacing w:before="100" w:beforeAutospacing="1" w:after="100" w:afterAutospacing="1"/>
+        <w:rPr>
+          <w:sz w:val="28"/>
+          <w:szCs w:val="28"/>
+        </w:rPr>
+      </w:pPr>
+      <w:r>
+        <w:rPr>
+          <w:sz w:val="28"/>
+          <w:szCs w:val="28"/>
+        </w:rPr>
+        <w:t>}</w:t>
+      </w:r>
+    </w:p>
+    <w:p>
+      <w:pPr>
+        <w:spacing w:before="100" w:beforeAutospacing="1" w:after="100" w:afterAutospacing="1"/>
+        <w:rPr>
+          <w:sz w:val="28"/>
+          <w:szCs w:val="28"/>
+        </w:rPr>
+      </w:pPr>
+      <w:proofErr w:type="spellStart"/>
+      <w:r>
+        <w:rPr>
+          <w:sz w:val="28"/>
+          <w:szCs w:val="28"/>
+        </w:rPr>
+        <w:t>void</w:t>
+      </w:r>
+      <w:proofErr w:type="spellEnd"/>
+      <w:r>
+        <w:rPr>
+          <w:sz w:val="28"/>
+          <w:szCs w:val="28"/>
+        </w:rPr>
+        <w:t xml:space="preserve"> </w:t>
+      </w:r>
+      <w:proofErr w:type="spellStart"/>
+      <w:r>
+        <w:rPr>
+          <w:sz w:val="28"/>
+          <w:szCs w:val="28"/>
+        </w:rPr>
+        <w:t>runTestSuite</w:t>
+      </w:r>
+      <w:proofErr w:type="spellEnd"/>
+      <w:r>
+        <w:rPr>
+          <w:sz w:val="28"/>
+          <w:szCs w:val="28"/>
+        </w:rPr>
+        <w:t>() {</w:t>
+      </w:r>
+    </w:p>
+    <w:p>
+      <w:pPr>
+        <w:spacing w:before="100" w:beforeAutospacing="1" w:after="100" w:afterAutospacing="1"/>
+        <w:rPr>
+          <w:sz w:val="28"/>
+          <w:szCs w:val="28"/>
+        </w:rPr>
+      </w:pPr>
+      <w:r>
+        <w:rPr>
+          <w:sz w:val="28"/>
+          <w:szCs w:val="28"/>
+        </w:rPr>
+        <w:t xml:space="preserve">    </w:t>
+      </w:r>
+      <w:proofErr w:type="spellStart"/>
+      <w:r>
+        <w:rPr>
+          <w:sz w:val="28"/>
+          <w:szCs w:val="28"/>
+        </w:rPr>
+        <w:t>cout</w:t>
+      </w:r>
+      <w:proofErr w:type="spellEnd"/>
+      <w:r>
+        <w:rPr>
+          <w:sz w:val="28"/>
+          <w:szCs w:val="28"/>
+        </w:rPr>
+        <w:t xml:space="preserve"> &lt;&lt; "=================================================" &lt;&lt; </w:t>
+      </w:r>
+      <w:proofErr w:type="spellStart"/>
+      <w:r>
+        <w:rPr>
+          <w:sz w:val="28"/>
+          <w:szCs w:val="28"/>
+        </w:rPr>
+        <w:t>endl</w:t>
+      </w:r>
+      <w:proofErr w:type="spellEnd"/>
+      <w:r>
+        <w:rPr>
+          <w:sz w:val="28"/>
+          <w:szCs w:val="28"/>
+        </w:rPr>
+        <w:t>;</w:t>
+      </w:r>
+    </w:p>
+    <w:p>
+      <w:pPr>
+        <w:spacing w:before="100" w:beforeAutospacing="1" w:after="100" w:afterAutospacing="1"/>
+        <w:rPr>
+          <w:sz w:val="28"/>
+          <w:szCs w:val="28"/>
+        </w:rPr>
+      </w:pPr>
+      <w:r>
+        <w:rPr>
+          <w:sz w:val="28"/>
+          <w:szCs w:val="28"/>
+        </w:rPr>
+        <w:t xml:space="preserve">    </w:t>
+      </w:r>
+      <w:proofErr w:type="spellStart"/>
+      <w:r>
+        <w:rPr>
+          <w:sz w:val="28"/>
+          <w:szCs w:val="28"/>
+        </w:rPr>
+        <w:t>cout</w:t>
+      </w:r>
+      <w:proofErr w:type="spellEnd"/>
+      <w:r>
+        <w:rPr>
+          <w:sz w:val="28"/>
+          <w:szCs w:val="28"/>
+        </w:rPr>
+        <w:t xml:space="preserve"> &lt;&lt; " Запуск тестового драйвера для задачі 8.1" &lt;&lt; </w:t>
+      </w:r>
+      <w:proofErr w:type="spellStart"/>
+      <w:r>
+        <w:rPr>
+          <w:sz w:val="28"/>
+          <w:szCs w:val="28"/>
+        </w:rPr>
+        <w:t>endl</w:t>
+      </w:r>
+      <w:proofErr w:type="spellEnd"/>
+      <w:r>
+        <w:rPr>
+          <w:sz w:val="28"/>
+          <w:szCs w:val="28"/>
+        </w:rPr>
+        <w:t>;</w:t>
+      </w:r>
+    </w:p>
+    <w:p>
+      <w:pPr>
+        <w:spacing w:before="100" w:beforeAutospacing="1" w:after="100" w:afterAutospacing="1"/>
+        <w:rPr>
+          <w:sz w:val="28"/>
+          <w:szCs w:val="28"/>
+        </w:rPr>
+      </w:pPr>
+      <w:r>
+        <w:rPr>
+          <w:sz w:val="28"/>
+          <w:szCs w:val="28"/>
+        </w:rPr>
+        <w:t xml:space="preserve">    </w:t>
+      </w:r>
+      <w:proofErr w:type="spellStart"/>
+      <w:r>
+        <w:rPr>
+          <w:sz w:val="28"/>
+          <w:szCs w:val="28"/>
+        </w:rPr>
+        <w:t>cout</w:t>
+      </w:r>
+      <w:proofErr w:type="spellEnd"/>
+      <w:r>
+        <w:rPr>
+          <w:sz w:val="28"/>
+          <w:szCs w:val="28"/>
+        </w:rPr>
+        <w:t xml:space="preserve"> &lt;&lt; " Модуль тестування: </w:t>
+      </w:r>
+      <w:proofErr w:type="spellStart"/>
+      <w:r>
+        <w:rPr>
+          <w:sz w:val="28"/>
+          <w:szCs w:val="28"/>
+        </w:rPr>
+        <w:t>libModulesPrizvyshche</w:t>
+      </w:r>
+      <w:proofErr w:type="spellEnd"/>
+      <w:r>
+        <w:rPr>
+          <w:sz w:val="28"/>
+          <w:szCs w:val="28"/>
+        </w:rPr>
+        <w:t xml:space="preserve">" &lt;&lt; </w:t>
+      </w:r>
+      <w:proofErr w:type="spellStart"/>
+      <w:r>
+        <w:rPr>
+          <w:sz w:val="28"/>
+          <w:szCs w:val="28"/>
+        </w:rPr>
+        <w:t>endl</w:t>
+      </w:r>
+      <w:proofErr w:type="spellEnd"/>
+      <w:r>
+        <w:rPr>
+          <w:sz w:val="28"/>
+          <w:szCs w:val="28"/>
+        </w:rPr>
+        <w:t>;</w:t>
+      </w:r>
+    </w:p>
+    <w:p>
+      <w:pPr>
+        <w:spacing w:before="100" w:beforeAutospacing="1" w:after="100" w:afterAutospacing="1"/>
+        <w:rPr>
+          <w:sz w:val="28"/>
+          <w:szCs w:val="28"/>
+        </w:rPr>
+      </w:pPr>
+      <w:r>
+        <w:rPr>
+          <w:sz w:val="28"/>
+          <w:szCs w:val="28"/>
+        </w:rPr>
+        <w:t xml:space="preserve">    </w:t>
+      </w:r>
+      <w:proofErr w:type="spellStart"/>
+      <w:r>
+        <w:rPr>
+          <w:sz w:val="28"/>
+          <w:szCs w:val="28"/>
+        </w:rPr>
+        <w:t>cout</w:t>
+      </w:r>
+      <w:proofErr w:type="spellEnd"/>
+      <w:r>
+        <w:rPr>
+          <w:sz w:val="28"/>
+          <w:szCs w:val="28"/>
+        </w:rPr>
+        <w:t xml:space="preserve"> &lt;&lt; "==============================</w:t>
+      </w:r>
+      <w:r>
+        <w:rPr>
+          <w:sz w:val="28"/>
+          <w:szCs w:val="28"/>
+        </w:rPr>
+        <w:t xml:space="preserve">===================\n" &lt;&lt; </w:t>
+      </w:r>
+      <w:proofErr w:type="spellStart"/>
+      <w:r>
+        <w:rPr>
+          <w:sz w:val="28"/>
+          <w:szCs w:val="28"/>
+        </w:rPr>
+        <w:t>endl</w:t>
+      </w:r>
+      <w:proofErr w:type="spellEnd"/>
+      <w:r>
+        <w:rPr>
+          <w:sz w:val="28"/>
+          <w:szCs w:val="28"/>
+        </w:rPr>
+        <w:t>;</w:t>
+      </w:r>
+    </w:p>
+    <w:p>
+      <w:pPr>
+        <w:spacing w:before="100" w:beforeAutospacing="1" w:after="100" w:afterAutospacing="1"/>
+        <w:rPr>
+          <w:sz w:val="28"/>
+          <w:szCs w:val="28"/>
+        </w:rPr>
+      </w:pPr>
+      <w:r>
+        <w:rPr>
+          <w:sz w:val="28"/>
+          <w:szCs w:val="28"/>
+        </w:rPr>
+        <w:t xml:space="preserve"> </w:t>
+      </w:r>
+      <w:proofErr w:type="spellStart"/>
+      <w:r>
+        <w:rPr>
+          <w:sz w:val="28"/>
+          <w:szCs w:val="28"/>
+        </w:rPr>
+        <w:t>assert</w:t>
+      </w:r>
+      <w:proofErr w:type="spellEnd"/>
+      <w:r>
+        <w:rPr>
+          <w:sz w:val="28"/>
+          <w:szCs w:val="28"/>
+        </w:rPr>
+        <w:t>(</w:t>
+      </w:r>
+      <w:proofErr w:type="spellStart"/>
+      <w:r>
+        <w:rPr>
+          <w:sz w:val="28"/>
+          <w:szCs w:val="28"/>
+        </w:rPr>
+        <w:t>isClose</w:t>
+      </w:r>
+      <w:proofErr w:type="spellEnd"/>
+      <w:r>
+        <w:rPr>
+          <w:sz w:val="28"/>
+          <w:szCs w:val="28"/>
+        </w:rPr>
+        <w:t>(</w:t>
+      </w:r>
+      <w:proofErr w:type="spellStart"/>
+      <w:r>
+        <w:rPr>
+          <w:sz w:val="28"/>
+          <w:szCs w:val="28"/>
+        </w:rPr>
+        <w:t>s_calculation</w:t>
+      </w:r>
+      <w:proofErr w:type="spellEnd"/>
+      <w:r>
+        <w:rPr>
+          <w:sz w:val="28"/>
+          <w:szCs w:val="28"/>
+        </w:rPr>
+        <w:t>(2, 3, 0), -20.5796));</w:t>
+      </w:r>
+    </w:p>
+    <w:p>
+      <w:pPr>
+        <w:spacing w:before="100" w:beforeAutospacing="1" w:after="100" w:afterAutospacing="1"/>
+        <w:rPr>
+          <w:sz w:val="28"/>
+          <w:szCs w:val="28"/>
+        </w:rPr>
+      </w:pPr>
+      <w:r>
+        <w:rPr>
+          <w:sz w:val="28"/>
+          <w:szCs w:val="28"/>
+        </w:rPr>
+        <w:t xml:space="preserve">    </w:t>
+      </w:r>
+      <w:proofErr w:type="spellStart"/>
+      <w:r>
+        <w:rPr>
+          <w:sz w:val="28"/>
+          <w:szCs w:val="28"/>
+        </w:rPr>
+        <w:t>cout</w:t>
+      </w:r>
+      <w:proofErr w:type="spellEnd"/>
+      <w:r>
+        <w:rPr>
+          <w:sz w:val="28"/>
+          <w:szCs w:val="28"/>
+        </w:rPr>
+        <w:t xml:space="preserve"> &lt;&lt; "[OK] TC-01 </w:t>
+      </w:r>
+      <w:proofErr w:type="spellStart"/>
+      <w:r>
+        <w:rPr>
+          <w:sz w:val="28"/>
+          <w:szCs w:val="28"/>
+        </w:rPr>
+        <w:t>Passed</w:t>
+      </w:r>
+      <w:proofErr w:type="spellEnd"/>
+      <w:r>
+        <w:rPr>
+          <w:sz w:val="28"/>
+          <w:szCs w:val="28"/>
+        </w:rPr>
+        <w:t xml:space="preserve">: </w:t>
+      </w:r>
+      <w:proofErr w:type="spellStart"/>
+      <w:r>
+        <w:rPr>
+          <w:sz w:val="28"/>
+          <w:szCs w:val="28"/>
+        </w:rPr>
+        <w:t>Normal</w:t>
+      </w:r>
+      <w:proofErr w:type="spellEnd"/>
+      <w:r>
+        <w:rPr>
+          <w:sz w:val="28"/>
+          <w:szCs w:val="28"/>
+        </w:rPr>
+        <w:t xml:space="preserve"> </w:t>
+      </w:r>
+      <w:proofErr w:type="spellStart"/>
+      <w:r>
+        <w:rPr>
+          <w:sz w:val="28"/>
+          <w:szCs w:val="28"/>
+        </w:rPr>
+        <w:t>inputs</w:t>
+      </w:r>
+      <w:proofErr w:type="spellEnd"/>
+      <w:r>
+        <w:rPr>
+          <w:sz w:val="28"/>
+          <w:szCs w:val="28"/>
+        </w:rPr>
+        <w:t xml:space="preserve"> (x=2, y=3)" &lt;&lt; </w:t>
+      </w:r>
+      <w:proofErr w:type="spellStart"/>
+      <w:r>
+        <w:rPr>
+          <w:sz w:val="28"/>
+          <w:szCs w:val="28"/>
+        </w:rPr>
+        <w:t>endl</w:t>
+      </w:r>
+      <w:proofErr w:type="spellEnd"/>
+      <w:r>
+        <w:rPr>
+          <w:sz w:val="28"/>
+          <w:szCs w:val="28"/>
+        </w:rPr>
+        <w:t>;</w:t>
+      </w:r>
+    </w:p>
+    <w:p>
+      <w:pPr>
+        <w:spacing w:before="100" w:beforeAutospacing="1" w:after="100" w:afterAutospacing="1"/>
+        <w:rPr>
+          <w:sz w:val="28"/>
+          <w:szCs w:val="28"/>
+        </w:rPr>
+      </w:pPr>
+      <w:r>
+        <w:rPr>
+          <w:sz w:val="28"/>
+          <w:szCs w:val="28"/>
+        </w:rPr>
+        <w:t xml:space="preserve"> </w:t>
+      </w:r>
+      <w:proofErr w:type="spellStart"/>
+      <w:r>
+        <w:rPr>
+          <w:sz w:val="28"/>
+          <w:szCs w:val="28"/>
+        </w:rPr>
+        <w:t>bool</w:t>
+      </w:r>
+      <w:proofErr w:type="spellEnd"/>
+      <w:r>
+        <w:rPr>
+          <w:sz w:val="28"/>
+          <w:szCs w:val="28"/>
+        </w:rPr>
+        <w:t xml:space="preserve"> </w:t>
+      </w:r>
+      <w:proofErr w:type="spellStart"/>
+      <w:r>
+        <w:rPr>
+          <w:sz w:val="28"/>
+          <w:szCs w:val="28"/>
+        </w:rPr>
+        <w:t>errorCaught</w:t>
+      </w:r>
+      <w:proofErr w:type="spellEnd"/>
+      <w:r>
+        <w:rPr>
+          <w:sz w:val="28"/>
+          <w:szCs w:val="28"/>
+        </w:rPr>
+        <w:t xml:space="preserve"> = </w:t>
+      </w:r>
+      <w:proofErr w:type="spellStart"/>
+      <w:r>
+        <w:rPr>
+          <w:sz w:val="28"/>
+          <w:szCs w:val="28"/>
+        </w:rPr>
+        <w:t>false</w:t>
+      </w:r>
+      <w:proofErr w:type="spellEnd"/>
+      <w:r>
+        <w:rPr>
+          <w:sz w:val="28"/>
+          <w:szCs w:val="28"/>
+        </w:rPr>
+        <w:t>;</w:t>
+      </w:r>
+    </w:p>
+    <w:p>
+      <w:pPr>
+        <w:spacing w:before="100" w:beforeAutospacing="1" w:after="100" w:afterAutospacing="1"/>
+        <w:rPr>
+          <w:sz w:val="28"/>
+          <w:szCs w:val="28"/>
+        </w:rPr>
+      </w:pPr>
+      <w:r>
+        <w:rPr>
+          <w:sz w:val="28"/>
+          <w:szCs w:val="28"/>
+        </w:rPr>
+        <w:t xml:space="preserve">    </w:t>
+      </w:r>
+      <w:proofErr w:type="spellStart"/>
+      <w:r>
+        <w:rPr>
+          <w:sz w:val="28"/>
+          <w:szCs w:val="28"/>
+        </w:rPr>
+        <w:t>try</w:t>
+      </w:r>
+      <w:proofErr w:type="spellEnd"/>
+      <w:r>
+        <w:rPr>
+          <w:sz w:val="28"/>
+          <w:szCs w:val="28"/>
+        </w:rPr>
+        <w:t xml:space="preserve"> {</w:t>
+      </w:r>
+    </w:p>
+    <w:p>
+      <w:pPr>
+        <w:spacing w:before="100" w:beforeAutospacing="1" w:after="100" w:afterAutospacing="1"/>
+        <w:rPr>
+          <w:sz w:val="28"/>
+          <w:szCs w:val="28"/>
+        </w:rPr>
+      </w:pPr>
+      <w:r>
+        <w:rPr>
+          <w:sz w:val="28"/>
+          <w:szCs w:val="28"/>
+        </w:rPr>
+        <w:t xml:space="preserve">        </w:t>
+      </w:r>
+      <w:proofErr w:type="spellStart"/>
+      <w:r>
+        <w:rPr>
+          <w:sz w:val="28"/>
+          <w:szCs w:val="28"/>
+        </w:rPr>
+        <w:t>s_calculation</w:t>
+      </w:r>
+      <w:proofErr w:type="spellEnd"/>
+      <w:r>
+        <w:rPr>
+          <w:sz w:val="28"/>
+          <w:szCs w:val="28"/>
+        </w:rPr>
+        <w:t>(1, 2, 0);</w:t>
+      </w:r>
+    </w:p>
+    <w:p>
+      <w:pPr>
+        <w:spacing w:before="100" w:beforeAutospacing="1" w:after="100" w:afterAutospacing="1"/>
+        <w:rPr>
+          <w:sz w:val="28"/>
+          <w:szCs w:val="28"/>
+        </w:rPr>
+      </w:pPr>
+      <w:r>
+        <w:rPr>
+          <w:sz w:val="28"/>
+          <w:szCs w:val="28"/>
+        </w:rPr>
+        <w:t xml:space="preserve">    }</w:t>
+      </w:r>
+    </w:p>
+    <w:p>
+      <w:pPr>
+        <w:spacing w:before="100" w:beforeAutospacing="1" w:after="100" w:afterAutospacing="1"/>
+        <w:rPr>
+          <w:sz w:val="28"/>
+          <w:szCs w:val="28"/>
+        </w:rPr>
+      </w:pPr>
+      <w:r>
+        <w:rPr>
+          <w:sz w:val="28"/>
+          <w:szCs w:val="28"/>
+        </w:rPr>
+        <w:t xml:space="preserve">    </w:t>
+      </w:r>
+      <w:proofErr w:type="spellStart"/>
+      <w:r>
+        <w:rPr>
+          <w:sz w:val="28"/>
+          <w:szCs w:val="28"/>
+        </w:rPr>
+        <w:t>catch</w:t>
+      </w:r>
+      <w:proofErr w:type="spellEnd"/>
+      <w:r>
+        <w:rPr>
+          <w:sz w:val="28"/>
+          <w:szCs w:val="28"/>
+        </w:rPr>
+        <w:t xml:space="preserve"> (</w:t>
+      </w:r>
+      <w:proofErr w:type="spellStart"/>
+      <w:r>
+        <w:rPr>
+          <w:sz w:val="28"/>
+          <w:szCs w:val="28"/>
+        </w:rPr>
+        <w:t>const</w:t>
+      </w:r>
+      <w:proofErr w:type="spellEnd"/>
+      <w:r>
+        <w:rPr>
+          <w:sz w:val="28"/>
+          <w:szCs w:val="28"/>
+        </w:rPr>
+        <w:t xml:space="preserve"> </w:t>
+      </w:r>
+      <w:proofErr w:type="spellStart"/>
+      <w:r>
+        <w:rPr>
+          <w:sz w:val="28"/>
+          <w:szCs w:val="28"/>
+        </w:rPr>
+        <w:t>domain_error</w:t>
+      </w:r>
+      <w:proofErr w:type="spellEnd"/>
+      <w:r>
+        <w:rPr>
+          <w:sz w:val="28"/>
+          <w:szCs w:val="28"/>
+        </w:rPr>
+        <w:t>&amp; e) {</w:t>
+      </w:r>
+    </w:p>
+    <w:p>
+      <w:pPr>
+        <w:spacing w:before="100" w:beforeAutospacing="1" w:after="100" w:afterAutospacing="1"/>
+        <w:rPr>
+          <w:sz w:val="28"/>
+          <w:szCs w:val="28"/>
+        </w:rPr>
+      </w:pPr>
+      <w:r>
+        <w:rPr>
+          <w:sz w:val="28"/>
+          <w:szCs w:val="28"/>
+        </w:rPr>
+        <w:t xml:space="preserve">        </w:t>
+      </w:r>
+      <w:proofErr w:type="spellStart"/>
+      <w:r>
+        <w:rPr>
+          <w:sz w:val="28"/>
+          <w:szCs w:val="28"/>
+        </w:rPr>
+        <w:t>errorCaught</w:t>
+      </w:r>
+      <w:proofErr w:type="spellEnd"/>
+      <w:r>
+        <w:rPr>
+          <w:sz w:val="28"/>
+          <w:szCs w:val="28"/>
+        </w:rPr>
+        <w:t xml:space="preserve"> = </w:t>
+      </w:r>
+      <w:proofErr w:type="spellStart"/>
+      <w:r>
+        <w:rPr>
+          <w:sz w:val="28"/>
+          <w:szCs w:val="28"/>
+        </w:rPr>
+        <w:t>true</w:t>
+      </w:r>
+      <w:proofErr w:type="spellEnd"/>
+      <w:r>
+        <w:rPr>
+          <w:sz w:val="28"/>
+          <w:szCs w:val="28"/>
+        </w:rPr>
+        <w:t>;</w:t>
+      </w:r>
+    </w:p>
+    <w:p>
+      <w:pPr>
+        <w:spacing w:before="100" w:beforeAutospacing="1" w:after="100" w:afterAutospacing="1"/>
+        <w:rPr>
+          <w:sz w:val="28"/>
+          <w:szCs w:val="28"/>
+        </w:rPr>
+      </w:pPr>
+      <w:r>
+        <w:rPr>
+          <w:sz w:val="28"/>
+          <w:szCs w:val="28"/>
+        </w:rPr>
+        <w:t xml:space="preserve">    }</w:t>
+      </w:r>
+    </w:p>
+    <w:p>
+      <w:pPr>
+        <w:spacing w:before="100" w:beforeAutospacing="1" w:after="100" w:afterAutospacing="1"/>
+        <w:rPr>
+          <w:sz w:val="28"/>
+          <w:szCs w:val="28"/>
+        </w:rPr>
+      </w:pPr>
+      <w:r>
+        <w:rPr>
+          <w:sz w:val="28"/>
+          <w:szCs w:val="28"/>
+        </w:rPr>
+        <w:t xml:space="preserve">    </w:t>
+      </w:r>
+      <w:proofErr w:type="spellStart"/>
+      <w:r>
+        <w:rPr>
+          <w:sz w:val="28"/>
+          <w:szCs w:val="28"/>
+        </w:rPr>
+        <w:t>assert</w:t>
+      </w:r>
+      <w:proofErr w:type="spellEnd"/>
+      <w:r>
+        <w:rPr>
+          <w:sz w:val="28"/>
+          <w:szCs w:val="28"/>
+        </w:rPr>
+        <w:t>(</w:t>
+      </w:r>
+      <w:proofErr w:type="spellStart"/>
+      <w:r>
+        <w:rPr>
+          <w:sz w:val="28"/>
+          <w:szCs w:val="28"/>
+        </w:rPr>
+        <w:t>errorCaught</w:t>
+      </w:r>
+      <w:proofErr w:type="spellEnd"/>
+      <w:r>
+        <w:rPr>
+          <w:sz w:val="28"/>
+          <w:szCs w:val="28"/>
+        </w:rPr>
+        <w:t xml:space="preserve"> == </w:t>
+      </w:r>
+      <w:proofErr w:type="spellStart"/>
+      <w:r>
+        <w:rPr>
+          <w:sz w:val="28"/>
+          <w:szCs w:val="28"/>
+        </w:rPr>
+        <w:t>true</w:t>
+      </w:r>
+      <w:proofErr w:type="spellEnd"/>
+      <w:r>
+        <w:rPr>
+          <w:sz w:val="28"/>
+          <w:szCs w:val="28"/>
+        </w:rPr>
+        <w:t>);</w:t>
+      </w:r>
+    </w:p>
+    <w:p>
+      <w:pPr>
+        <w:spacing w:before="100" w:beforeAutospacing="1" w:after="100" w:afterAutospacing="1"/>
+        <w:rPr>
+          <w:sz w:val="28"/>
+          <w:szCs w:val="28"/>
+        </w:rPr>
+      </w:pPr>
+      <w:r>
+        <w:rPr>
+          <w:sz w:val="28"/>
+          <w:szCs w:val="28"/>
+        </w:rPr>
+        <w:t xml:space="preserve">    </w:t>
+      </w:r>
+      <w:proofErr w:type="spellStart"/>
+      <w:r>
+        <w:rPr>
+          <w:sz w:val="28"/>
+          <w:szCs w:val="28"/>
+        </w:rPr>
+        <w:t>cout</w:t>
+      </w:r>
+      <w:proofErr w:type="spellEnd"/>
+      <w:r>
+        <w:rPr>
+          <w:sz w:val="28"/>
+          <w:szCs w:val="28"/>
+        </w:rPr>
+        <w:t xml:space="preserve"> &lt;&lt; "[OK] TC-02 </w:t>
+      </w:r>
+      <w:proofErr w:type="spellStart"/>
+      <w:r>
+        <w:rPr>
+          <w:sz w:val="28"/>
+          <w:szCs w:val="28"/>
+        </w:rPr>
+        <w:t>Passed</w:t>
+      </w:r>
+      <w:proofErr w:type="spellEnd"/>
+      <w:r>
+        <w:rPr>
+          <w:sz w:val="28"/>
+          <w:szCs w:val="28"/>
+        </w:rPr>
+        <w:t xml:space="preserve">: </w:t>
+      </w:r>
+      <w:proofErr w:type="spellStart"/>
+      <w:r>
+        <w:rPr>
+          <w:sz w:val="28"/>
+          <w:szCs w:val="28"/>
+        </w:rPr>
+        <w:t>Caught</w:t>
+      </w:r>
+      <w:proofErr w:type="spellEnd"/>
+      <w:r>
+        <w:rPr>
+          <w:sz w:val="28"/>
+          <w:szCs w:val="28"/>
+        </w:rPr>
+        <w:t xml:space="preserve"> </w:t>
+      </w:r>
+      <w:proofErr w:type="spellStart"/>
+      <w:r>
+        <w:rPr>
+          <w:sz w:val="28"/>
+          <w:szCs w:val="28"/>
+        </w:rPr>
+        <w:t>domain</w:t>
+      </w:r>
+      <w:proofErr w:type="spellEnd"/>
+      <w:r>
+        <w:rPr>
+          <w:sz w:val="28"/>
+          <w:szCs w:val="28"/>
+        </w:rPr>
+        <w:t xml:space="preserve"> </w:t>
+      </w:r>
+      <w:proofErr w:type="spellStart"/>
+      <w:r>
+        <w:rPr>
+          <w:sz w:val="28"/>
+          <w:szCs w:val="28"/>
+        </w:rPr>
+        <w:t>error</w:t>
+      </w:r>
+      <w:proofErr w:type="spellEnd"/>
+      <w:r>
+        <w:rPr>
+          <w:sz w:val="28"/>
+          <w:szCs w:val="28"/>
+        </w:rPr>
+        <w:t xml:space="preserve"> </w:t>
+      </w:r>
+      <w:proofErr w:type="spellStart"/>
+      <w:r>
+        <w:rPr>
+          <w:sz w:val="28"/>
+          <w:szCs w:val="28"/>
+        </w:rPr>
+        <w:t>correctly</w:t>
+      </w:r>
+      <w:proofErr w:type="spellEnd"/>
+      <w:r>
+        <w:rPr>
+          <w:sz w:val="28"/>
+          <w:szCs w:val="28"/>
+        </w:rPr>
+        <w:t xml:space="preserve">" &lt;&lt; </w:t>
+      </w:r>
+      <w:proofErr w:type="spellStart"/>
+      <w:r>
+        <w:rPr>
+          <w:sz w:val="28"/>
+          <w:szCs w:val="28"/>
+        </w:rPr>
+        <w:t>endl</w:t>
+      </w:r>
+      <w:proofErr w:type="spellEnd"/>
+      <w:r>
+        <w:rPr>
+          <w:sz w:val="28"/>
+          <w:szCs w:val="28"/>
+        </w:rPr>
+        <w:t>;</w:t>
+      </w:r>
+    </w:p>
+    <w:p>
+      <w:pPr>
+        <w:spacing w:before="100" w:beforeAutospacing="1" w:after="100" w:afterAutospacing="1"/>
+        <w:rPr>
+          <w:sz w:val="28"/>
+          <w:szCs w:val="28"/>
+        </w:rPr>
+      </w:pPr>
+      <w:r>
+        <w:rPr>
+          <w:sz w:val="28"/>
+          <w:szCs w:val="28"/>
+        </w:rPr>
+        <w:t xml:space="preserve">    </w:t>
+      </w:r>
+      <w:proofErr w:type="spellStart"/>
+      <w:r>
+        <w:rPr>
+          <w:sz w:val="28"/>
+          <w:szCs w:val="28"/>
+        </w:rPr>
+        <w:t>const</w:t>
+      </w:r>
+      <w:proofErr w:type="spellEnd"/>
+      <w:r>
+        <w:rPr>
+          <w:sz w:val="28"/>
+          <w:szCs w:val="28"/>
+        </w:rPr>
+        <w:t xml:space="preserve"> </w:t>
+      </w:r>
+      <w:proofErr w:type="spellStart"/>
+      <w:r>
+        <w:rPr>
+          <w:sz w:val="28"/>
+          <w:szCs w:val="28"/>
+        </w:rPr>
+        <w:t>double</w:t>
+      </w:r>
+      <w:proofErr w:type="spellEnd"/>
+      <w:r>
+        <w:rPr>
+          <w:sz w:val="28"/>
+          <w:szCs w:val="28"/>
+        </w:rPr>
+        <w:t xml:space="preserve"> PI = 3.141592653589793;</w:t>
+      </w:r>
+    </w:p>
+    <w:p>
+      <w:pPr>
+        <w:spacing w:before="100" w:beforeAutospacing="1" w:after="100" w:afterAutospacing="1"/>
+        <w:rPr>
+          <w:sz w:val="28"/>
+          <w:szCs w:val="28"/>
+        </w:rPr>
+      </w:pPr>
+      <w:r>
+        <w:rPr>
+          <w:sz w:val="28"/>
+          <w:szCs w:val="28"/>
+        </w:rPr>
+        <w:lastRenderedPageBreak/>
+        <w:t xml:space="preserve">    </w:t>
+      </w:r>
+      <w:proofErr w:type="spellStart"/>
+      <w:r>
+        <w:rPr>
+          <w:sz w:val="28"/>
+          <w:szCs w:val="28"/>
+        </w:rPr>
+        <w:t>assert</w:t>
+      </w:r>
+      <w:proofErr w:type="spellEnd"/>
+      <w:r>
+        <w:rPr>
+          <w:sz w:val="28"/>
+          <w:szCs w:val="28"/>
+        </w:rPr>
+        <w:t>(</w:t>
+      </w:r>
+      <w:proofErr w:type="spellStart"/>
+      <w:r>
+        <w:rPr>
+          <w:sz w:val="28"/>
+          <w:szCs w:val="28"/>
+        </w:rPr>
+        <w:t>isClose</w:t>
+      </w:r>
+      <w:proofErr w:type="spellEnd"/>
+      <w:r>
+        <w:rPr>
+          <w:sz w:val="28"/>
+          <w:szCs w:val="28"/>
+        </w:rPr>
+        <w:t>(</w:t>
+      </w:r>
+      <w:proofErr w:type="spellStart"/>
+      <w:r>
+        <w:rPr>
+          <w:sz w:val="28"/>
+          <w:szCs w:val="28"/>
+        </w:rPr>
+        <w:t>s_calculation</w:t>
+      </w:r>
+      <w:proofErr w:type="spellEnd"/>
+      <w:r>
+        <w:rPr>
+          <w:sz w:val="28"/>
+          <w:szCs w:val="28"/>
+        </w:rPr>
+        <w:t>(1, PI, 0), -30.0063));</w:t>
+      </w:r>
+    </w:p>
+    <w:p>
+      <w:pPr>
+        <w:spacing w:before="100" w:beforeAutospacing="1" w:after="100" w:afterAutospacing="1"/>
+        <w:rPr>
+          <w:sz w:val="28"/>
+          <w:szCs w:val="28"/>
+        </w:rPr>
+      </w:pPr>
+      <w:r>
+        <w:rPr>
+          <w:sz w:val="28"/>
+          <w:szCs w:val="28"/>
+        </w:rPr>
+        <w:t xml:space="preserve">    </w:t>
+      </w:r>
+      <w:proofErr w:type="spellStart"/>
+      <w:r>
+        <w:rPr>
+          <w:sz w:val="28"/>
+          <w:szCs w:val="28"/>
+        </w:rPr>
+        <w:t>cout</w:t>
+      </w:r>
+      <w:proofErr w:type="spellEnd"/>
+      <w:r>
+        <w:rPr>
+          <w:sz w:val="28"/>
+          <w:szCs w:val="28"/>
+        </w:rPr>
+        <w:t xml:space="preserve"> &lt;&lt; "[OK] TC-03 </w:t>
+      </w:r>
+      <w:proofErr w:type="spellStart"/>
+      <w:r>
+        <w:rPr>
+          <w:sz w:val="28"/>
+          <w:szCs w:val="28"/>
+        </w:rPr>
+        <w:t>Passed</w:t>
+      </w:r>
+      <w:proofErr w:type="spellEnd"/>
+      <w:r>
+        <w:rPr>
+          <w:sz w:val="28"/>
+          <w:szCs w:val="28"/>
+        </w:rPr>
+        <w:t xml:space="preserve">: </w:t>
+      </w:r>
+      <w:proofErr w:type="spellStart"/>
+      <w:r>
+        <w:rPr>
+          <w:sz w:val="28"/>
+          <w:szCs w:val="28"/>
+        </w:rPr>
+        <w:t>Boundary</w:t>
+      </w:r>
+      <w:proofErr w:type="spellEnd"/>
+      <w:r>
+        <w:rPr>
+          <w:sz w:val="28"/>
+          <w:szCs w:val="28"/>
+        </w:rPr>
+        <w:t xml:space="preserve"> </w:t>
+      </w:r>
+      <w:proofErr w:type="spellStart"/>
+      <w:r>
+        <w:rPr>
+          <w:sz w:val="28"/>
+          <w:szCs w:val="28"/>
+        </w:rPr>
+        <w:t>value</w:t>
+      </w:r>
+      <w:proofErr w:type="spellEnd"/>
+      <w:r>
+        <w:rPr>
+          <w:sz w:val="28"/>
+          <w:szCs w:val="28"/>
+        </w:rPr>
+        <w:t xml:space="preserve"> (</w:t>
+      </w:r>
+      <w:proofErr w:type="spellStart"/>
+      <w:r>
+        <w:rPr>
+          <w:sz w:val="28"/>
+          <w:szCs w:val="28"/>
+        </w:rPr>
+        <w:t>y^x</w:t>
+      </w:r>
+      <w:proofErr w:type="spellEnd"/>
+      <w:r>
+        <w:rPr>
+          <w:sz w:val="28"/>
+          <w:szCs w:val="28"/>
+        </w:rPr>
+        <w:t xml:space="preserve"> == </w:t>
+      </w:r>
+      <w:proofErr w:type="spellStart"/>
+      <w:r>
+        <w:rPr>
+          <w:sz w:val="28"/>
+          <w:szCs w:val="28"/>
+        </w:rPr>
+        <w:t>pi</w:t>
+      </w:r>
+      <w:proofErr w:type="spellEnd"/>
+      <w:r>
+        <w:rPr>
+          <w:sz w:val="28"/>
+          <w:szCs w:val="28"/>
+        </w:rPr>
+        <w:t xml:space="preserve">)" &lt;&lt; </w:t>
+      </w:r>
+      <w:proofErr w:type="spellStart"/>
+      <w:r>
+        <w:rPr>
+          <w:sz w:val="28"/>
+          <w:szCs w:val="28"/>
+        </w:rPr>
+        <w:t>endl</w:t>
+      </w:r>
+      <w:proofErr w:type="spellEnd"/>
+      <w:r>
+        <w:rPr>
+          <w:sz w:val="28"/>
+          <w:szCs w:val="28"/>
+        </w:rPr>
+        <w:t>;</w:t>
+      </w:r>
+    </w:p>
+    <w:p>
+      <w:pPr>
+        <w:spacing w:before="100" w:beforeAutospacing="1" w:after="100" w:afterAutospacing="1"/>
+        <w:rPr>
+          <w:sz w:val="28"/>
+          <w:szCs w:val="28"/>
+        </w:rPr>
+      </w:pPr>
+      <w:r>
+        <w:rPr>
+          <w:sz w:val="28"/>
+          <w:szCs w:val="28"/>
+        </w:rPr>
+        <w:t xml:space="preserve">   </w:t>
+      </w:r>
+      <w:proofErr w:type="spellStart"/>
+      <w:r>
+        <w:rPr>
+          <w:sz w:val="28"/>
+          <w:szCs w:val="28"/>
+        </w:rPr>
+        <w:t>double</w:t>
+      </w:r>
+      <w:proofErr w:type="spellEnd"/>
+      <w:r>
+        <w:rPr>
+          <w:sz w:val="28"/>
+          <w:szCs w:val="28"/>
+        </w:rPr>
+        <w:t xml:space="preserve"> res_z1 = </w:t>
+      </w:r>
+      <w:proofErr w:type="spellStart"/>
+      <w:r>
+        <w:rPr>
+          <w:sz w:val="28"/>
+          <w:szCs w:val="28"/>
+        </w:rPr>
+        <w:t>s_calculation</w:t>
+      </w:r>
+      <w:proofErr w:type="spellEnd"/>
+      <w:r>
+        <w:rPr>
+          <w:sz w:val="28"/>
+          <w:szCs w:val="28"/>
+        </w:rPr>
+        <w:t>(2, 3, 0);</w:t>
+      </w:r>
+    </w:p>
+    <w:p>
+      <w:pPr>
+        <w:spacing w:before="100" w:beforeAutospacing="1" w:after="100" w:afterAutospacing="1"/>
+        <w:rPr>
+          <w:sz w:val="28"/>
+          <w:szCs w:val="28"/>
+        </w:rPr>
+      </w:pPr>
+      <w:r>
+        <w:rPr>
+          <w:sz w:val="28"/>
+          <w:szCs w:val="28"/>
+        </w:rPr>
+        <w:t xml:space="preserve">    </w:t>
+      </w:r>
+      <w:proofErr w:type="spellStart"/>
+      <w:r>
+        <w:rPr>
+          <w:sz w:val="28"/>
+          <w:szCs w:val="28"/>
+        </w:rPr>
+        <w:t>double</w:t>
+      </w:r>
+      <w:proofErr w:type="spellEnd"/>
+      <w:r>
+        <w:rPr>
+          <w:sz w:val="28"/>
+          <w:szCs w:val="28"/>
+        </w:rPr>
+        <w:t xml:space="preserve"> res_z2 = </w:t>
+      </w:r>
+      <w:proofErr w:type="spellStart"/>
+      <w:r>
+        <w:rPr>
+          <w:sz w:val="28"/>
+          <w:szCs w:val="28"/>
+        </w:rPr>
+        <w:t>s_calculation</w:t>
+      </w:r>
+      <w:proofErr w:type="spellEnd"/>
+      <w:r>
+        <w:rPr>
+          <w:sz w:val="28"/>
+          <w:szCs w:val="28"/>
+        </w:rPr>
+        <w:t>(2, 3, 999);</w:t>
+      </w:r>
+    </w:p>
+    <w:p>
+      <w:pPr>
+        <w:spacing w:before="100" w:beforeAutospacing="1" w:after="100" w:afterAutospacing="1"/>
+        <w:rPr>
+          <w:sz w:val="28"/>
+          <w:szCs w:val="28"/>
+        </w:rPr>
+      </w:pPr>
+      <w:r>
+        <w:rPr>
+          <w:sz w:val="28"/>
+          <w:szCs w:val="28"/>
+        </w:rPr>
+        <w:t xml:space="preserve">    </w:t>
+      </w:r>
+      <w:proofErr w:type="spellStart"/>
+      <w:r>
+        <w:rPr>
+          <w:sz w:val="28"/>
+          <w:szCs w:val="28"/>
+        </w:rPr>
+        <w:t>assert</w:t>
+      </w:r>
+      <w:proofErr w:type="spellEnd"/>
+      <w:r>
+        <w:rPr>
+          <w:sz w:val="28"/>
+          <w:szCs w:val="28"/>
+        </w:rPr>
+        <w:t>(</w:t>
+      </w:r>
+      <w:proofErr w:type="spellStart"/>
+      <w:r>
+        <w:rPr>
+          <w:sz w:val="28"/>
+          <w:szCs w:val="28"/>
+        </w:rPr>
+        <w:t>isClose</w:t>
+      </w:r>
+      <w:proofErr w:type="spellEnd"/>
+      <w:r>
+        <w:rPr>
+          <w:sz w:val="28"/>
+          <w:szCs w:val="28"/>
+        </w:rPr>
+        <w:t>(res_z1, res_z2));</w:t>
+      </w:r>
+    </w:p>
+    <w:p>
+      <w:pPr>
+        <w:spacing w:before="100" w:beforeAutospacing="1" w:after="100" w:afterAutospacing="1"/>
+        <w:rPr>
+          <w:sz w:val="28"/>
+          <w:szCs w:val="28"/>
+        </w:rPr>
+      </w:pPr>
+      <w:r>
+        <w:rPr>
+          <w:sz w:val="28"/>
+          <w:szCs w:val="28"/>
+        </w:rPr>
+        <w:t xml:space="preserve">    </w:t>
+      </w:r>
+      <w:proofErr w:type="spellStart"/>
+      <w:r>
+        <w:rPr>
+          <w:sz w:val="28"/>
+          <w:szCs w:val="28"/>
+        </w:rPr>
+        <w:t>cout</w:t>
+      </w:r>
+      <w:proofErr w:type="spellEnd"/>
+      <w:r>
+        <w:rPr>
+          <w:sz w:val="28"/>
+          <w:szCs w:val="28"/>
+        </w:rPr>
+        <w:t xml:space="preserve"> &lt;&lt; "[OK] TC-04 </w:t>
+      </w:r>
+      <w:proofErr w:type="spellStart"/>
+      <w:r>
+        <w:rPr>
+          <w:sz w:val="28"/>
+          <w:szCs w:val="28"/>
+        </w:rPr>
+        <w:t>Passed</w:t>
+      </w:r>
+      <w:proofErr w:type="spellEnd"/>
+      <w:r>
+        <w:rPr>
+          <w:sz w:val="28"/>
+          <w:szCs w:val="28"/>
+        </w:rPr>
+        <w:t xml:space="preserve">: </w:t>
+      </w:r>
+      <w:proofErr w:type="spellStart"/>
+      <w:r>
+        <w:rPr>
+          <w:sz w:val="28"/>
+          <w:szCs w:val="28"/>
+        </w:rPr>
+        <w:t>Independence</w:t>
+      </w:r>
+      <w:proofErr w:type="spellEnd"/>
+      <w:r>
+        <w:rPr>
+          <w:sz w:val="28"/>
+          <w:szCs w:val="28"/>
+        </w:rPr>
+        <w:t xml:space="preserve"> </w:t>
+      </w:r>
+      <w:proofErr w:type="spellStart"/>
+      <w:r>
+        <w:rPr>
+          <w:sz w:val="28"/>
+          <w:szCs w:val="28"/>
+        </w:rPr>
+        <w:t>of</w:t>
+      </w:r>
+      <w:proofErr w:type="spellEnd"/>
+      <w:r>
+        <w:rPr>
+          <w:sz w:val="28"/>
+          <w:szCs w:val="28"/>
+        </w:rPr>
+        <w:t xml:space="preserve"> z </w:t>
+      </w:r>
+      <w:proofErr w:type="spellStart"/>
+      <w:r>
+        <w:rPr>
+          <w:sz w:val="28"/>
+          <w:szCs w:val="28"/>
+        </w:rPr>
+        <w:t>parameter</w:t>
+      </w:r>
+      <w:proofErr w:type="spellEnd"/>
+      <w:r>
+        <w:rPr>
+          <w:sz w:val="28"/>
+          <w:szCs w:val="28"/>
+        </w:rPr>
+        <w:t xml:space="preserve"> </w:t>
+      </w:r>
+      <w:proofErr w:type="spellStart"/>
+      <w:r>
+        <w:rPr>
+          <w:sz w:val="28"/>
+          <w:szCs w:val="28"/>
+        </w:rPr>
+        <w:t>verified</w:t>
+      </w:r>
+      <w:proofErr w:type="spellEnd"/>
+      <w:r>
+        <w:rPr>
+          <w:sz w:val="28"/>
+          <w:szCs w:val="28"/>
+        </w:rPr>
+        <w:t xml:space="preserve">" &lt;&lt; </w:t>
+      </w:r>
+      <w:proofErr w:type="spellStart"/>
+      <w:r>
+        <w:rPr>
+          <w:sz w:val="28"/>
+          <w:szCs w:val="28"/>
+        </w:rPr>
+        <w:t>endl</w:t>
+      </w:r>
+      <w:proofErr w:type="spellEnd"/>
+      <w:r>
+        <w:rPr>
+          <w:sz w:val="28"/>
+          <w:szCs w:val="28"/>
+        </w:rPr>
+        <w:t>;</w:t>
+      </w:r>
+    </w:p>
+    <w:p>
+      <w:pPr>
+        <w:spacing w:before="100" w:beforeAutospacing="1" w:after="100" w:afterAutospacing="1"/>
+        <w:rPr>
+          <w:sz w:val="28"/>
+          <w:szCs w:val="28"/>
+        </w:rPr>
+      </w:pPr>
+      <w:r>
+        <w:rPr>
+          <w:sz w:val="28"/>
+          <w:szCs w:val="28"/>
+        </w:rPr>
+        <w:t xml:space="preserve">    </w:t>
+      </w:r>
+      <w:proofErr w:type="spellStart"/>
+      <w:r>
+        <w:rPr>
+          <w:sz w:val="28"/>
+          <w:szCs w:val="28"/>
+        </w:rPr>
+        <w:t>cout</w:t>
+      </w:r>
+      <w:proofErr w:type="spellEnd"/>
+      <w:r>
+        <w:rPr>
+          <w:sz w:val="28"/>
+          <w:szCs w:val="28"/>
+        </w:rPr>
+        <w:t xml:space="preserve"> &lt;&lt; "\n&gt;&gt;&gt; УСІ ТЕСТИ УСПІШНО ПРОЙДЕНО! &lt;&lt;&lt;" &lt;&lt; </w:t>
+      </w:r>
+      <w:proofErr w:type="spellStart"/>
+      <w:r>
+        <w:rPr>
+          <w:sz w:val="28"/>
+          <w:szCs w:val="28"/>
+        </w:rPr>
+        <w:t>endl</w:t>
+      </w:r>
+      <w:proofErr w:type="spellEnd"/>
+      <w:r>
+        <w:rPr>
+          <w:sz w:val="28"/>
+          <w:szCs w:val="28"/>
+        </w:rPr>
+        <w:t>;</w:t>
+      </w:r>
+    </w:p>
+    <w:p>
+      <w:pPr>
+        <w:spacing w:before="100" w:beforeAutospacing="1" w:after="100" w:afterAutospacing="1"/>
+        <w:rPr>
+          <w:sz w:val="28"/>
+          <w:szCs w:val="28"/>
+        </w:rPr>
+      </w:pPr>
+      <w:r>
+        <w:rPr>
+          <w:sz w:val="28"/>
+          <w:szCs w:val="28"/>
+        </w:rPr>
+        <w:t>}</w:t>
+      </w:r>
+    </w:p>
+    <w:p>
+      <w:pPr>
+        <w:spacing w:before="100" w:beforeAutospacing="1" w:after="100" w:afterAutospacing="1"/>
+        <w:rPr>
+          <w:sz w:val="28"/>
+          <w:szCs w:val="28"/>
+        </w:rPr>
+      </w:pPr>
+      <w:proofErr w:type="spellStart"/>
+      <w:r>
+        <w:rPr>
+          <w:sz w:val="28"/>
+          <w:szCs w:val="28"/>
+        </w:rPr>
+        <w:t>int</w:t>
+      </w:r>
+      <w:proofErr w:type="spellEnd"/>
+      <w:r>
+        <w:rPr>
+          <w:sz w:val="28"/>
+          <w:szCs w:val="28"/>
+        </w:rPr>
+        <w:t xml:space="preserve"> </w:t>
+      </w:r>
+      <w:proofErr w:type="spellStart"/>
+      <w:r>
+        <w:rPr>
+          <w:sz w:val="28"/>
+          <w:szCs w:val="28"/>
+        </w:rPr>
+        <w:t>main</w:t>
+      </w:r>
+      <w:proofErr w:type="spellEnd"/>
+      <w:r>
+        <w:rPr>
+          <w:sz w:val="28"/>
+          <w:szCs w:val="28"/>
+        </w:rPr>
+        <w:t>() {</w:t>
+      </w:r>
+    </w:p>
+    <w:p>
+      <w:pPr>
+        <w:spacing w:before="100" w:beforeAutospacing="1" w:after="100" w:afterAutospacing="1"/>
+        <w:rPr>
+          <w:sz w:val="28"/>
+          <w:szCs w:val="28"/>
+        </w:rPr>
+      </w:pPr>
+      <w:r>
+        <w:rPr>
+          <w:sz w:val="28"/>
+          <w:szCs w:val="28"/>
+        </w:rPr>
+        <w:t xml:space="preserve">    </w:t>
+      </w:r>
+      <w:proofErr w:type="spellStart"/>
+      <w:r>
+        <w:rPr>
+          <w:sz w:val="28"/>
+          <w:szCs w:val="28"/>
+        </w:rPr>
+        <w:t>setlocale</w:t>
+      </w:r>
+      <w:proofErr w:type="spellEnd"/>
+      <w:r>
+        <w:rPr>
+          <w:sz w:val="28"/>
+          <w:szCs w:val="28"/>
+        </w:rPr>
+        <w:t>(LC_ALL, "</w:t>
+      </w:r>
+      <w:proofErr w:type="spellStart"/>
+      <w:r>
+        <w:rPr>
+          <w:sz w:val="28"/>
+          <w:szCs w:val="28"/>
+        </w:rPr>
+        <w:t>ukr</w:t>
+      </w:r>
+      <w:proofErr w:type="spellEnd"/>
+      <w:r>
+        <w:rPr>
+          <w:sz w:val="28"/>
+          <w:szCs w:val="28"/>
+        </w:rPr>
+        <w:t>");</w:t>
+      </w:r>
+    </w:p>
+    <w:p>
+      <w:pPr>
+        <w:spacing w:before="100" w:beforeAutospacing="1" w:after="100" w:afterAutospacing="1"/>
+        <w:rPr>
+          <w:sz w:val="28"/>
+          <w:szCs w:val="28"/>
+        </w:rPr>
+      </w:pPr>
+      <w:r>
+        <w:rPr>
+          <w:sz w:val="28"/>
+          <w:szCs w:val="28"/>
+        </w:rPr>
+        <w:t xml:space="preserve">    </w:t>
+      </w:r>
+      <w:proofErr w:type="spellStart"/>
+      <w:r>
+        <w:rPr>
+          <w:sz w:val="28"/>
+          <w:szCs w:val="28"/>
+        </w:rPr>
+        <w:t>runTestSuite</w:t>
+      </w:r>
+      <w:proofErr w:type="spellEnd"/>
+      <w:r>
+        <w:rPr>
+          <w:sz w:val="28"/>
+          <w:szCs w:val="28"/>
+        </w:rPr>
+        <w:t>();</w:t>
+      </w:r>
+    </w:p>
+    <w:p>
+      <w:pPr>
+        <w:spacing w:before="100" w:beforeAutospacing="1" w:after="100" w:afterAutospacing="1"/>
+        <w:rPr>
+          <w:sz w:val="28"/>
+          <w:szCs w:val="28"/>
+        </w:rPr>
+      </w:pPr>
+      <w:proofErr w:type="spellStart"/>
+      <w:r>
+        <w:rPr>
+          <w:sz w:val="28"/>
+          <w:szCs w:val="28"/>
+        </w:rPr>
+        <w:t>return</w:t>
+      </w:r>
+      <w:proofErr w:type="spellEnd"/>
+      <w:r>
+        <w:rPr>
+          <w:sz w:val="28"/>
+          <w:szCs w:val="28"/>
+        </w:rPr>
+        <w:t xml:space="preserve"> 0;</w:t>
+      </w:r>
+    </w:p>
+    <w:p>
+      <w:pPr>
+        <w:spacing w:before="100" w:beforeAutospacing="1" w:after="100" w:afterAutospacing="1"/>
+        <w:rPr>
+          <w:sz w:val="28"/>
+          <w:szCs w:val="28"/>
+        </w:rPr>
+      </w:pPr>
+      <w:r>
+        <w:rPr>
+          <w:sz w:val="28"/>
+          <w:szCs w:val="28"/>
+        </w:rPr>
+        <w:t>}</w:t>
+      </w:r>
+    </w:p>
+    <w:p>
+      <w:pPr>
+        <w:spacing w:before="100" w:beforeAutospacing="1" w:after="100" w:afterAutospacing="1"/>
+        <w:rPr>
+          <w:sz w:val="28"/>
+          <w:szCs w:val="28"/>
+        </w:rPr>
+      </w:pPr>
+      <w:r>
+        <w:rPr>
+          <w:noProof/>
+          <w:sz w:val="28"/>
+          <w:szCs w:val="28"/>
+          <w:lang w:val="ru-RU" w:eastAsia="ru-RU"/>
+        </w:rPr>
+        <w:drawing>
+          <wp:inline distT="0" distB="0" distL="0" distR="0">
+            <wp:extent cx="5940425" cy="2798916"/>
+            <wp:effectExtent l="0" t="0" r="3175" b="1905"/>
+            <wp:docPr id="2" name="Рисунок 2" descr="C:\Users\0608a\Desktop\Снимок экрана (48).png"/>
+            <wp:cNvGraphicFramePr>
+              <a:graphicFrameLocks xmlns:a="http://schemas.openxmlformats.org/drawingml/2006/main" noChangeAspect="1"/>
+            </wp:cNvGraphicFramePr>
+            <a:graphic xmlns:a="http://schemas.openxmlformats.org/drawingml/2006/main">
+              <a:graphicData uri="http://schemas.openxmlformats.org/drawingml/2006/picture">
+                <pic:pic xmlns:pic="http://schemas.openxmlformats.org/drawingml/2006/picture">
+                  <pic:nvPicPr>
+                    <pic:cNvPr id="0" name="Picture 1" descr="C:\Users\0608a\Desktop\Снимок экрана (48).png"/>
+                    <pic:cNvPicPr>
+                      <a:picLocks noChangeAspect="1" noChangeArrowheads="1"/>
+                    </pic:cNvPicPr>
+                  </pic:nvPicPr>
+                  <pic:blipFill>
+                    <a:blip r:embed="rId7">
+                      <a:extLst>
+                        <a:ext uri="{28A0092B-C50C-407E-A947-70E740481C1C}">
+                          <a14:useLocalDpi xmlns:a14="http://schemas.microsoft.com/office/drawing/2010/main" val="0"/>
+                        </a:ext>
+                      </a:extLst>
+                    </a:blip>
+                    <a:srcRect/>
+                    <a:stretch>
+                      <a:fillRect/>
+                    </a:stretch>
+                  </pic:blipFill>
+                  <pic:spPr bwMode="auto">
+                    <a:xfrm>
+                      <a:off x="0" y="0"/>
+                      <a:ext cx="5940425" cy="2798916"/>
+                    </a:xfrm>
+                    <a:prstGeom prst="rect">
+                      <a:avLst/>
+                    </a:prstGeom>
+                    <a:noFill/>
+                    <a:ln>
+                      <a:noFill/>
+                    </a:ln>
+                  </pic:spPr>
+                </pic:pic>
+              </a:graphicData>
+            </a:graphic>
+          </wp:inline>
+        </w:drawing>
+      </w:r>
     </w:p>
     <w:p>
       <w:pPr>
